--- a/PhieuHocTap_CSS/Phiếu học tập CSS - BTTH02 - K66.docx
+++ b/PhieuHocTap_CSS/Phiếu học tập CSS - BTTH02 - K66.docx
@@ -6946,14 +6946,7 @@
           <w:rFonts w:eastAsia="inter" w:cs="inter" w:ascii="inter" w:hAnsi="inter"/>
           <w:color w:val="000000"/>
         </w:rPr>
-        <w:t xml:space="preserve">: </w:t>
-      </w:r>
-      <w:r>
-        <w:rPr>
-          <w:rFonts w:eastAsia="inter" w:cs="inter" w:ascii="inter" w:hAnsi="inter"/>
-          <w:color w:val="000000"/>
-        </w:rPr>
-        <w:t>Hàm lặp lại việc tạo cột tự động mà không cần khai báo số lượng cụ thể.</w:t>
+        <w:t>: Hàm lặp lại việc tạo cột tự động mà không cần khai báo số lượng cụ thể.</w:t>
       </w:r>
     </w:p>
     <w:p>
@@ -7352,15 +7345,80 @@
       <w:pPr>
         <w:pStyle w:val="Normal"/>
         <w:spacing w:lineRule="auto" w:line="360" w:before="0" w:after="210"/>
-        <w:rPr/>
-      </w:pPr>
-      <w:r>
-        <w:rPr>
-          <w:rFonts w:eastAsia="inter" w:cs="inter" w:ascii="inter" w:hAnsi="inter"/>
+        <w:rPr>
+          <w:rFonts w:ascii="inter" w:hAnsi="inter" w:eastAsia="inter" w:cs="inter"/>
           <w:b/>
           <w:color w:val="000000"/>
         </w:rPr>
+      </w:pPr>
+      <w:r>
+        <w:rPr>
+          <w:rFonts w:eastAsia="inter" w:cs="inter" w:ascii="inter" w:hAnsi="inter"/>
+          <w:b/>
+          <w:color w:val="000000"/>
+        </w:rPr>
         <w:t>Tài liệu đã xem (Link):</w:t>
+        <w:br/>
+        <w:t xml:space="preserve">- </w:t>
+      </w:r>
+      <w:hyperlink r:id="rId13">
+        <w:r>
+          <w:rPr>
+            <w:rStyle w:val="Hyperlink"/>
+            <w:rFonts w:eastAsia="inter" w:cs="inter" w:ascii="inter" w:hAnsi="inter"/>
+            <w:b/>
+            <w:color w:val="000000"/>
+          </w:rPr>
+          <w:t>https://github.com/hieutachi/CCC_Frontend/blob/main/tuan_2_css_core/12_css_positioning.md</w:t>
+        </w:r>
+      </w:hyperlink>
+    </w:p>
+    <w:p>
+      <w:pPr>
+        <w:pStyle w:val="Normal"/>
+        <w:spacing w:lineRule="auto" w:line="360" w:before="0" w:after="210"/>
+        <w:rPr>
+          <w:rFonts w:ascii="inter" w:hAnsi="inter" w:eastAsia="inter" w:cs="inter"/>
+          <w:b/>
+          <w:color w:val="000000"/>
+        </w:rPr>
+      </w:pPr>
+      <w:r>
+        <w:rPr>
+          <w:rFonts w:eastAsia="inter" w:cs="inter" w:ascii="inter" w:hAnsi="inter"/>
+          <w:b/>
+          <w:color w:val="000000"/>
+        </w:rPr>
+        <w:t xml:space="preserve">- </w:t>
+      </w:r>
+      <w:hyperlink r:id="rId14">
+        <w:r>
+          <w:rPr>
+            <w:rStyle w:val="Hyperlink"/>
+            <w:rFonts w:eastAsia="inter" w:cs="inter" w:ascii="inter" w:hAnsi="inter"/>
+            <w:b/>
+            <w:color w:val="000000"/>
+          </w:rPr>
+          <w:t>https://github.com/hieutachi/CCC_Frontend/blob/main/tuan_3_css_advanced/13_creating_responsive_layouts.md</w:t>
+        </w:r>
+      </w:hyperlink>
+    </w:p>
+    <w:p>
+      <w:pPr>
+        <w:pStyle w:val="Normal"/>
+        <w:spacing w:lineRule="auto" w:line="360" w:before="0" w:after="210"/>
+        <w:rPr>
+          <w:rFonts w:ascii="inter" w:hAnsi="inter" w:eastAsia="inter" w:cs="inter"/>
+          <w:b/>
+          <w:color w:val="000000"/>
+        </w:rPr>
+      </w:pPr>
+      <w:r>
+        <w:rPr>
+          <w:rFonts w:eastAsia="inter" w:cs="inter" w:ascii="inter" w:hAnsi="inter"/>
+          <w:b/>
+          <w:color w:val="000000"/>
+        </w:rPr>
       </w:r>
     </w:p>
     <w:p>
@@ -7399,7 +7457,7 @@
     <w:tbl>
       <w:tblPr>
         <w:tblStyle w:val="NormalGrid"/>
-        <w:tblW w:w="3577" w:type="dxa"/>
+        <w:tblW w:w="9460" w:type="dxa"/>
         <w:jc w:val="center"/>
         <w:tblInd w:w="0" w:type="dxa"/>
         <w:tblLayout w:type="fixed"/>
@@ -7412,9 +7470,9 @@
         <w:tblLook w:firstRow="1" w:noVBand="1" w:lastRow="0" w:firstColumn="1" w:lastColumn="0" w:noHBand="0" w:val="04a0"/>
       </w:tblPr>
       <w:tblGrid>
-        <w:gridCol w:w="1192"/>
-        <w:gridCol w:w="991"/>
-        <w:gridCol w:w="1394"/>
+        <w:gridCol w:w="1640"/>
+        <w:gridCol w:w="3620"/>
+        <w:gridCol w:w="4200"/>
       </w:tblGrid>
       <w:tr>
         <w:trPr>
@@ -7422,7 +7480,7 @@
         </w:trPr>
         <w:tc>
           <w:tcPr>
-            <w:tcW w:w="1192" w:type="dxa"/>
+            <w:tcW w:w="1640" w:type="dxa"/>
             <w:tcBorders>
               <w:top w:val="single" w:sz="2" w:space="0" w:color="000000"/>
               <w:start w:val="single" w:sz="2" w:space="0" w:color="000000"/>
@@ -7434,14 +7492,10 @@
             <w:pPr>
               <w:pStyle w:val="Normal"/>
               <w:widowControl/>
-              <w:suppressAutoHyphens w:val="true"/>
               <w:spacing w:lineRule="auto" w:line="360" w:before="0" w:after="0"/>
               <w:jc w:val="start"/>
               <w:rPr>
-                <w:rFonts w:ascii="Georgia" w:hAnsi="Georgia" w:eastAsia="Aptos" w:cs=""/>
-                <w:kern w:val="0"/>
-                <w:sz w:val="21"/>
-                <w:szCs w:val="22"/>
+                <w:kern w:val="0"/>
                 <w:lang w:val="en-US" w:eastAsia="en-US" w:bidi="ar-SA"/>
               </w:rPr>
             </w:pPr>
@@ -7452,7 +7506,6 @@
                 <w:color w:val="000000"/>
                 <w:kern w:val="0"/>
                 <w:sz w:val="17"/>
-                <w:szCs w:val="22"/>
                 <w:lang w:val="en-US" w:eastAsia="en-US" w:bidi="ar-SA"/>
               </w:rPr>
               <w:t>Giá trị</w:t>
@@ -7461,7 +7514,7 @@
         </w:tc>
         <w:tc>
           <w:tcPr>
-            <w:tcW w:w="991" w:type="dxa"/>
+            <w:tcW w:w="3620" w:type="dxa"/>
             <w:tcBorders>
               <w:top w:val="single" w:sz="2" w:space="0" w:color="000000"/>
               <w:bottom w:val="single" w:sz="2" w:space="0" w:color="000000"/>
@@ -7472,14 +7525,10 @@
             <w:pPr>
               <w:pStyle w:val="Normal"/>
               <w:widowControl/>
-              <w:suppressAutoHyphens w:val="true"/>
               <w:spacing w:lineRule="auto" w:line="360" w:before="0" w:after="0"/>
               <w:jc w:val="start"/>
               <w:rPr>
-                <w:rFonts w:ascii="Georgia" w:hAnsi="Georgia" w:eastAsia="Aptos" w:cs=""/>
-                <w:kern w:val="0"/>
-                <w:sz w:val="21"/>
-                <w:szCs w:val="22"/>
+                <w:kern w:val="0"/>
                 <w:lang w:val="en-US" w:eastAsia="en-US" w:bidi="ar-SA"/>
               </w:rPr>
             </w:pPr>
@@ -7490,7 +7539,6 @@
                 <w:color w:val="000000"/>
                 <w:kern w:val="0"/>
                 <w:sz w:val="17"/>
-                <w:szCs w:val="22"/>
                 <w:lang w:val="en-US" w:eastAsia="en-US" w:bidi="ar-SA"/>
               </w:rPr>
               <w:t>Ý nghĩa</w:t>
@@ -7499,7 +7547,7 @@
         </w:tc>
         <w:tc>
           <w:tcPr>
-            <w:tcW w:w="1394" w:type="dxa"/>
+            <w:tcW w:w="4200" w:type="dxa"/>
             <w:tcBorders>
               <w:top w:val="single" w:sz="2" w:space="0" w:color="000000"/>
               <w:bottom w:val="single" w:sz="2" w:space="0" w:color="000000"/>
@@ -7510,14 +7558,10 @@
             <w:pPr>
               <w:pStyle w:val="Normal"/>
               <w:widowControl/>
-              <w:suppressAutoHyphens w:val="true"/>
               <w:spacing w:lineRule="auto" w:line="360" w:before="0" w:after="0"/>
               <w:jc w:val="start"/>
               <w:rPr>
-                <w:rFonts w:ascii="Georgia" w:hAnsi="Georgia" w:eastAsia="Aptos" w:cs=""/>
-                <w:kern w:val="0"/>
-                <w:sz w:val="21"/>
-                <w:szCs w:val="22"/>
+                <w:kern w:val="0"/>
                 <w:lang w:val="en-US" w:eastAsia="en-US" w:bidi="ar-SA"/>
               </w:rPr>
             </w:pPr>
@@ -7528,7 +7572,6 @@
                 <w:color w:val="000000"/>
                 <w:kern w:val="0"/>
                 <w:sz w:val="17"/>
-                <w:szCs w:val="22"/>
                 <w:lang w:val="en-US" w:eastAsia="en-US" w:bidi="ar-SA"/>
               </w:rPr>
               <w:t>Ví dụ sử dụng</w:t>
@@ -7542,7 +7585,7 @@
         </w:trPr>
         <w:tc>
           <w:tcPr>
-            <w:tcW w:w="1192" w:type="dxa"/>
+            <w:tcW w:w="1640" w:type="dxa"/>
             <w:tcBorders>
               <w:top w:val="single" w:sz="2" w:space="0" w:color="000000"/>
               <w:start w:val="single" w:sz="2" w:space="0" w:color="000000"/>
@@ -7554,14 +7597,10 @@
             <w:pPr>
               <w:pStyle w:val="Normal"/>
               <w:widowControl/>
-              <w:suppressAutoHyphens w:val="true"/>
               <w:spacing w:lineRule="auto" w:line="336" w:before="0" w:after="0"/>
               <w:jc w:val="start"/>
               <w:rPr>
-                <w:rFonts w:ascii="Georgia" w:hAnsi="Georgia" w:eastAsia="Aptos" w:cs=""/>
-                <w:kern w:val="0"/>
-                <w:sz w:val="21"/>
-                <w:szCs w:val="22"/>
+                <w:kern w:val="0"/>
                 <w:lang w:val="en-US" w:eastAsia="en-US" w:bidi="ar-SA"/>
               </w:rPr>
             </w:pPr>
@@ -7572,7 +7611,6 @@
                 <w:color w:val="000000"/>
                 <w:kern w:val="0"/>
                 <w:sz w:val="18"/>
-                <w:szCs w:val="22"/>
                 <w:shd w:fill="F8F8FA" w:val="clear"/>
                 <w:lang w:val="en-US" w:eastAsia="en-US" w:bidi="ar-SA"/>
               </w:rPr>
@@ -7582,7 +7620,7 @@
         </w:tc>
         <w:tc>
           <w:tcPr>
-            <w:tcW w:w="991" w:type="dxa"/>
+            <w:tcW w:w="3620" w:type="dxa"/>
             <w:tcBorders>
               <w:top w:val="single" w:sz="2" w:space="0" w:color="000000"/>
               <w:bottom w:val="single" w:sz="2" w:space="0" w:color="000000"/>
@@ -7593,14 +7631,10 @@
             <w:pPr>
               <w:pStyle w:val="Normal"/>
               <w:widowControl/>
-              <w:suppressAutoHyphens w:val="true"/>
               <w:spacing w:lineRule="auto" w:line="360" w:before="0" w:after="0"/>
               <w:jc w:val="start"/>
               <w:rPr>
-                <w:rFonts w:ascii="Georgia" w:hAnsi="Georgia" w:eastAsia="Aptos" w:cs=""/>
-                <w:kern w:val="0"/>
-                <w:sz w:val="21"/>
-                <w:szCs w:val="22"/>
+                <w:kern w:val="0"/>
                 <w:lang w:val="en-US" w:eastAsia="en-US" w:bidi="ar-SA"/>
               </w:rPr>
             </w:pPr>
@@ -7611,16 +7645,15 @@
                 <w:color w:val="000000"/>
                 <w:kern w:val="0"/>
                 <w:sz w:val="17"/>
-                <w:szCs w:val="22"/>
-                <w:lang w:val="en-US" w:eastAsia="en-US" w:bidi="ar-SA"/>
-              </w:rPr>
-              <w:t>(Tự điền)</w:t>
+                <w:lang w:val="en-US" w:eastAsia="en-US" w:bidi="ar-SA"/>
+              </w:rPr>
+              <w:t>Mặc định. Phần tử nằm theo thứ tự luồng bình thường của trang web. Các thuộc tính top/bottom/left/right không có tác dụng.</w:t>
             </w:r>
           </w:p>
         </w:tc>
         <w:tc>
           <w:tcPr>
-            <w:tcW w:w="1394" w:type="dxa"/>
+            <w:tcW w:w="4200" w:type="dxa"/>
             <w:tcBorders>
               <w:top w:val="single" w:sz="2" w:space="0" w:color="000000"/>
               <w:bottom w:val="single" w:sz="2" w:space="0" w:color="000000"/>
@@ -7631,14 +7664,10 @@
             <w:pPr>
               <w:pStyle w:val="Normal"/>
               <w:widowControl/>
-              <w:suppressAutoHyphens w:val="true"/>
               <w:spacing w:lineRule="auto" w:line="360" w:before="0" w:after="0"/>
               <w:jc w:val="start"/>
               <w:rPr>
-                <w:rFonts w:ascii="Georgia" w:hAnsi="Georgia" w:eastAsia="Aptos" w:cs=""/>
-                <w:kern w:val="0"/>
-                <w:sz w:val="21"/>
-                <w:szCs w:val="22"/>
+                <w:kern w:val="0"/>
                 <w:lang w:val="en-US" w:eastAsia="en-US" w:bidi="ar-SA"/>
               </w:rPr>
             </w:pPr>
@@ -7649,10 +7678,9 @@
                 <w:color w:val="000000"/>
                 <w:kern w:val="0"/>
                 <w:sz w:val="17"/>
-                <w:szCs w:val="22"/>
-                <w:lang w:val="en-US" w:eastAsia="en-US" w:bidi="ar-SA"/>
-              </w:rPr>
-              <w:t>(Tự điền)</w:t>
+                <w:lang w:val="en-US" w:eastAsia="en-US" w:bidi="ar-SA"/>
+              </w:rPr>
+              <w:t>Các khối văn bản, đoạn văn (thẻ &lt;p&gt;, &lt;div&gt;) hiển thị bình thường từ trên xuống dưới.</w:t>
             </w:r>
           </w:p>
         </w:tc>
@@ -7663,7 +7691,7 @@
         </w:trPr>
         <w:tc>
           <w:tcPr>
-            <w:tcW w:w="1192" w:type="dxa"/>
+            <w:tcW w:w="1640" w:type="dxa"/>
             <w:tcBorders>
               <w:top w:val="single" w:sz="2" w:space="0" w:color="000000"/>
               <w:start w:val="single" w:sz="2" w:space="0" w:color="000000"/>
@@ -7675,14 +7703,10 @@
             <w:pPr>
               <w:pStyle w:val="Normal"/>
               <w:widowControl/>
-              <w:suppressAutoHyphens w:val="true"/>
               <w:spacing w:lineRule="auto" w:line="336" w:before="0" w:after="0"/>
               <w:jc w:val="start"/>
               <w:rPr>
-                <w:rFonts w:ascii="Georgia" w:hAnsi="Georgia" w:eastAsia="Aptos" w:cs=""/>
-                <w:kern w:val="0"/>
-                <w:sz w:val="21"/>
-                <w:szCs w:val="22"/>
+                <w:kern w:val="0"/>
                 <w:lang w:val="en-US" w:eastAsia="en-US" w:bidi="ar-SA"/>
               </w:rPr>
             </w:pPr>
@@ -7693,7 +7717,6 @@
                 <w:color w:val="000000"/>
                 <w:kern w:val="0"/>
                 <w:sz w:val="18"/>
-                <w:szCs w:val="22"/>
                 <w:shd w:fill="F8F8FA" w:val="clear"/>
                 <w:lang w:val="en-US" w:eastAsia="en-US" w:bidi="ar-SA"/>
               </w:rPr>
@@ -7703,7 +7726,7 @@
         </w:tc>
         <w:tc>
           <w:tcPr>
-            <w:tcW w:w="991" w:type="dxa"/>
+            <w:tcW w:w="3620" w:type="dxa"/>
             <w:tcBorders>
               <w:top w:val="single" w:sz="2" w:space="0" w:color="000000"/>
               <w:bottom w:val="single" w:sz="2" w:space="0" w:color="000000"/>
@@ -7714,14 +7737,10 @@
             <w:pPr>
               <w:pStyle w:val="Normal"/>
               <w:widowControl/>
-              <w:suppressAutoHyphens w:val="true"/>
               <w:spacing w:lineRule="auto" w:line="360" w:before="0" w:after="0"/>
               <w:jc w:val="start"/>
               <w:rPr>
-                <w:rFonts w:ascii="Georgia" w:hAnsi="Georgia" w:eastAsia="Aptos" w:cs=""/>
-                <w:kern w:val="0"/>
-                <w:sz w:val="21"/>
-                <w:szCs w:val="22"/>
+                <w:kern w:val="0"/>
                 <w:lang w:val="en-US" w:eastAsia="en-US" w:bidi="ar-SA"/>
               </w:rPr>
             </w:pPr>
@@ -7732,16 +7751,39 @@
                 <w:color w:val="000000"/>
                 <w:kern w:val="0"/>
                 <w:sz w:val="17"/>
-                <w:szCs w:val="22"/>
-                <w:lang w:val="en-US" w:eastAsia="en-US" w:bidi="ar-SA"/>
-              </w:rPr>
-              <w:t>(Tự điền)</w:t>
+                <w:lang w:val="en-US" w:eastAsia="en-US" w:bidi="ar-SA"/>
+              </w:rPr>
+              <w:t xml:space="preserve">Định vị tương đối so với </w:t>
+            </w:r>
+            <w:r>
+              <w:rPr>
+                <w:rFonts w:eastAsia="inter" w:cs="inter" w:ascii="inter" w:hAnsi="inter"/>
+                <w:b/>
+                <w:bCs/>
+                <w:i/>
+                <w:color w:val="000000"/>
+                <w:kern w:val="0"/>
+                <w:sz w:val="17"/>
+                <w:lang w:val="en-US" w:eastAsia="en-US" w:bidi="ar-SA"/>
+              </w:rPr>
+              <w:t>vị trí gốc ban đầu</w:t>
+            </w:r>
+            <w:r>
+              <w:rPr>
+                <w:rFonts w:eastAsia="inter" w:cs="inter" w:ascii="inter" w:hAnsi="inter"/>
+                <w:i/>
+                <w:color w:val="000000"/>
+                <w:kern w:val="0"/>
+                <w:sz w:val="17"/>
+                <w:lang w:val="en-US" w:eastAsia="en-US" w:bidi="ar-SA"/>
+              </w:rPr>
+              <w:t xml:space="preserve"> của chính nó. Không làm ảnh hưởng/mất không gian chiếm chỗ ban đầu của nó.</w:t>
             </w:r>
           </w:p>
         </w:tc>
         <w:tc>
           <w:tcPr>
-            <w:tcW w:w="1394" w:type="dxa"/>
+            <w:tcW w:w="4200" w:type="dxa"/>
             <w:tcBorders>
               <w:top w:val="single" w:sz="2" w:space="0" w:color="000000"/>
               <w:bottom w:val="single" w:sz="2" w:space="0" w:color="000000"/>
@@ -7752,14 +7794,10 @@
             <w:pPr>
               <w:pStyle w:val="Normal"/>
               <w:widowControl/>
-              <w:suppressAutoHyphens w:val="true"/>
               <w:spacing w:lineRule="auto" w:line="360" w:before="0" w:after="0"/>
               <w:jc w:val="start"/>
               <w:rPr>
-                <w:rFonts w:ascii="Georgia" w:hAnsi="Georgia" w:eastAsia="Aptos" w:cs=""/>
-                <w:kern w:val="0"/>
-                <w:sz w:val="21"/>
-                <w:szCs w:val="22"/>
+                <w:kern w:val="0"/>
                 <w:lang w:val="en-US" w:eastAsia="en-US" w:bidi="ar-SA"/>
               </w:rPr>
             </w:pPr>
@@ -7770,10 +7808,9 @@
                 <w:color w:val="000000"/>
                 <w:kern w:val="0"/>
                 <w:sz w:val="17"/>
-                <w:szCs w:val="22"/>
-                <w:lang w:val="en-US" w:eastAsia="en-US" w:bidi="ar-SA"/>
-              </w:rPr>
-              <w:t>(Tự điền)</w:t>
+                <w:lang w:val="en-US" w:eastAsia="en-US" w:bidi="ar-SA"/>
+              </w:rPr>
+              <w:t>Dịch chuyển nhẹ phần tử lên/xuống/trái/phải, hoặc dùng làm khung chứa (điểm tựa) cho phần tử con định vị bằng absolute.</w:t>
             </w:r>
           </w:p>
         </w:tc>
@@ -7784,7 +7821,7 @@
         </w:trPr>
         <w:tc>
           <w:tcPr>
-            <w:tcW w:w="1192" w:type="dxa"/>
+            <w:tcW w:w="1640" w:type="dxa"/>
             <w:tcBorders>
               <w:top w:val="single" w:sz="2" w:space="0" w:color="000000"/>
               <w:start w:val="single" w:sz="2" w:space="0" w:color="000000"/>
@@ -7796,14 +7833,10 @@
             <w:pPr>
               <w:pStyle w:val="Normal"/>
               <w:widowControl/>
-              <w:suppressAutoHyphens w:val="true"/>
               <w:spacing w:lineRule="auto" w:line="336" w:before="0" w:after="0"/>
               <w:jc w:val="start"/>
               <w:rPr>
-                <w:rFonts w:ascii="Georgia" w:hAnsi="Georgia" w:eastAsia="Aptos" w:cs=""/>
-                <w:kern w:val="0"/>
-                <w:sz w:val="21"/>
-                <w:szCs w:val="22"/>
+                <w:kern w:val="0"/>
                 <w:lang w:val="en-US" w:eastAsia="en-US" w:bidi="ar-SA"/>
               </w:rPr>
             </w:pPr>
@@ -7814,7 +7847,6 @@
                 <w:color w:val="000000"/>
                 <w:kern w:val="0"/>
                 <w:sz w:val="18"/>
-                <w:szCs w:val="22"/>
                 <w:shd w:fill="F8F8FA" w:val="clear"/>
                 <w:lang w:val="en-US" w:eastAsia="en-US" w:bidi="ar-SA"/>
               </w:rPr>
@@ -7824,7 +7856,7 @@
         </w:tc>
         <w:tc>
           <w:tcPr>
-            <w:tcW w:w="991" w:type="dxa"/>
+            <w:tcW w:w="3620" w:type="dxa"/>
             <w:tcBorders>
               <w:top w:val="single" w:sz="2" w:space="0" w:color="000000"/>
               <w:bottom w:val="single" w:sz="2" w:space="0" w:color="000000"/>
@@ -7835,14 +7867,10 @@
             <w:pPr>
               <w:pStyle w:val="Normal"/>
               <w:widowControl/>
-              <w:suppressAutoHyphens w:val="true"/>
               <w:spacing w:lineRule="auto" w:line="360" w:before="0" w:after="0"/>
               <w:jc w:val="start"/>
               <w:rPr>
-                <w:rFonts w:ascii="Georgia" w:hAnsi="Georgia" w:eastAsia="Aptos" w:cs=""/>
-                <w:kern w:val="0"/>
-                <w:sz w:val="21"/>
-                <w:szCs w:val="22"/>
+                <w:kern w:val="0"/>
                 <w:lang w:val="en-US" w:eastAsia="en-US" w:bidi="ar-SA"/>
               </w:rPr>
             </w:pPr>
@@ -7853,16 +7881,39 @@
                 <w:color w:val="000000"/>
                 <w:kern w:val="0"/>
                 <w:sz w:val="17"/>
-                <w:szCs w:val="22"/>
-                <w:lang w:val="en-US" w:eastAsia="en-US" w:bidi="ar-SA"/>
-              </w:rPr>
-              <w:t>(Tự điền)</w:t>
+                <w:lang w:val="en-US" w:eastAsia="en-US" w:bidi="ar-SA"/>
+              </w:rPr>
+              <w:t xml:space="preserve">Định vị tuyệt đối dựa theo </w:t>
+            </w:r>
+            <w:r>
+              <w:rPr>
+                <w:rFonts w:eastAsia="inter" w:cs="inter" w:ascii="inter" w:hAnsi="inter"/>
+                <w:b/>
+                <w:bCs/>
+                <w:i/>
+                <w:color w:val="000000"/>
+                <w:kern w:val="0"/>
+                <w:sz w:val="17"/>
+                <w:lang w:val="en-US" w:eastAsia="en-US" w:bidi="ar-SA"/>
+              </w:rPr>
+              <w:t>phần tử cha bao ngoài gần nhất</w:t>
+            </w:r>
+            <w:r>
+              <w:rPr>
+                <w:rFonts w:eastAsia="inter" w:cs="inter" w:ascii="inter" w:hAnsi="inter"/>
+                <w:i/>
+                <w:color w:val="000000"/>
+                <w:kern w:val="0"/>
+                <w:sz w:val="17"/>
+                <w:lang w:val="en-US" w:eastAsia="en-US" w:bidi="ar-SA"/>
+              </w:rPr>
+              <w:t xml:space="preserve"> có cài đặt position (khác static). Bị rút hoàn toàn khỏi luồng trang web (không còn chiếm chỗ).</w:t>
             </w:r>
           </w:p>
         </w:tc>
         <w:tc>
           <w:tcPr>
-            <w:tcW w:w="1394" w:type="dxa"/>
+            <w:tcW w:w="4200" w:type="dxa"/>
             <w:tcBorders>
               <w:top w:val="single" w:sz="2" w:space="0" w:color="000000"/>
               <w:bottom w:val="single" w:sz="2" w:space="0" w:color="000000"/>
@@ -7873,14 +7924,10 @@
             <w:pPr>
               <w:pStyle w:val="Normal"/>
               <w:widowControl/>
-              <w:suppressAutoHyphens w:val="true"/>
               <w:spacing w:lineRule="auto" w:line="360" w:before="0" w:after="0"/>
               <w:jc w:val="start"/>
               <w:rPr>
-                <w:rFonts w:ascii="Georgia" w:hAnsi="Georgia" w:eastAsia="Aptos" w:cs=""/>
-                <w:kern w:val="0"/>
-                <w:sz w:val="21"/>
-                <w:szCs w:val="22"/>
+                <w:kern w:val="0"/>
                 <w:lang w:val="en-US" w:eastAsia="en-US" w:bidi="ar-SA"/>
               </w:rPr>
             </w:pPr>
@@ -7891,10 +7938,9 @@
                 <w:color w:val="000000"/>
                 <w:kern w:val="0"/>
                 <w:sz w:val="17"/>
-                <w:szCs w:val="22"/>
-                <w:lang w:val="en-US" w:eastAsia="en-US" w:bidi="ar-SA"/>
-              </w:rPr>
-              <w:t>(Tự điền)</w:t>
+                <w:lang w:val="en-US" w:eastAsia="en-US" w:bidi="ar-SA"/>
+              </w:rPr>
+              <w:t>Nút tắt "X" ở góc hộp thoại (modal), dấu chấm đỏ thông báo (badge) nằm đè trên icon giỏ hàng.</w:t>
             </w:r>
           </w:p>
         </w:tc>
@@ -7905,7 +7951,7 @@
         </w:trPr>
         <w:tc>
           <w:tcPr>
-            <w:tcW w:w="1192" w:type="dxa"/>
+            <w:tcW w:w="1640" w:type="dxa"/>
             <w:tcBorders>
               <w:top w:val="single" w:sz="2" w:space="0" w:color="000000"/>
               <w:start w:val="single" w:sz="2" w:space="0" w:color="000000"/>
@@ -7917,14 +7963,10 @@
             <w:pPr>
               <w:pStyle w:val="Normal"/>
               <w:widowControl/>
-              <w:suppressAutoHyphens w:val="true"/>
               <w:spacing w:lineRule="auto" w:line="336" w:before="0" w:after="0"/>
               <w:jc w:val="start"/>
               <w:rPr>
-                <w:rFonts w:ascii="Georgia" w:hAnsi="Georgia" w:eastAsia="Aptos" w:cs=""/>
-                <w:kern w:val="0"/>
-                <w:sz w:val="21"/>
-                <w:szCs w:val="22"/>
+                <w:kern w:val="0"/>
                 <w:lang w:val="en-US" w:eastAsia="en-US" w:bidi="ar-SA"/>
               </w:rPr>
             </w:pPr>
@@ -7935,7 +7977,6 @@
                 <w:color w:val="000000"/>
                 <w:kern w:val="0"/>
                 <w:sz w:val="18"/>
-                <w:szCs w:val="22"/>
                 <w:shd w:fill="F8F8FA" w:val="clear"/>
                 <w:lang w:val="en-US" w:eastAsia="en-US" w:bidi="ar-SA"/>
               </w:rPr>
@@ -7945,7 +7986,7 @@
         </w:tc>
         <w:tc>
           <w:tcPr>
-            <w:tcW w:w="991" w:type="dxa"/>
+            <w:tcW w:w="3620" w:type="dxa"/>
             <w:tcBorders>
               <w:top w:val="single" w:sz="2" w:space="0" w:color="000000"/>
               <w:bottom w:val="single" w:sz="2" w:space="0" w:color="000000"/>
@@ -7956,14 +7997,10 @@
             <w:pPr>
               <w:pStyle w:val="Normal"/>
               <w:widowControl/>
-              <w:suppressAutoHyphens w:val="true"/>
               <w:spacing w:lineRule="auto" w:line="360" w:before="0" w:after="0"/>
               <w:jc w:val="start"/>
               <w:rPr>
-                <w:rFonts w:ascii="Georgia" w:hAnsi="Georgia" w:eastAsia="Aptos" w:cs=""/>
-                <w:kern w:val="0"/>
-                <w:sz w:val="21"/>
-                <w:szCs w:val="22"/>
+                <w:kern w:val="0"/>
                 <w:lang w:val="en-US" w:eastAsia="en-US" w:bidi="ar-SA"/>
               </w:rPr>
             </w:pPr>
@@ -7974,16 +8011,39 @@
                 <w:color w:val="000000"/>
                 <w:kern w:val="0"/>
                 <w:sz w:val="17"/>
-                <w:szCs w:val="22"/>
-                <w:lang w:val="en-US" w:eastAsia="en-US" w:bidi="ar-SA"/>
-              </w:rPr>
-              <w:t>(Tự điền)</w:t>
+                <w:lang w:val="en-US" w:eastAsia="en-US" w:bidi="ar-SA"/>
+              </w:rPr>
+              <w:t xml:space="preserve">Định vị cố định theo </w:t>
+            </w:r>
+            <w:r>
+              <w:rPr>
+                <w:rFonts w:eastAsia="inter" w:cs="inter" w:ascii="inter" w:hAnsi="inter"/>
+                <w:b/>
+                <w:bCs/>
+                <w:i/>
+                <w:color w:val="000000"/>
+                <w:kern w:val="0"/>
+                <w:sz w:val="17"/>
+                <w:lang w:val="en-US" w:eastAsia="en-US" w:bidi="ar-SA"/>
+              </w:rPr>
+              <w:t>cửa sổ trình duyệt (viewport)</w:t>
+            </w:r>
+            <w:r>
+              <w:rPr>
+                <w:rFonts w:eastAsia="inter" w:cs="inter" w:ascii="inter" w:hAnsi="inter"/>
+                <w:i/>
+                <w:color w:val="000000"/>
+                <w:kern w:val="0"/>
+                <w:sz w:val="17"/>
+                <w:lang w:val="en-US" w:eastAsia="en-US" w:bidi="ar-SA"/>
+              </w:rPr>
+              <w:t>. Luôn đứng yên một chỗ kể cả khi người dùng cuộn trang.</w:t>
             </w:r>
           </w:p>
         </w:tc>
         <w:tc>
           <w:tcPr>
-            <w:tcW w:w="1394" w:type="dxa"/>
+            <w:tcW w:w="4200" w:type="dxa"/>
             <w:tcBorders>
               <w:top w:val="single" w:sz="2" w:space="0" w:color="000000"/>
               <w:bottom w:val="single" w:sz="2" w:space="0" w:color="000000"/>
@@ -7994,14 +8054,10 @@
             <w:pPr>
               <w:pStyle w:val="Normal"/>
               <w:widowControl/>
-              <w:suppressAutoHyphens w:val="true"/>
               <w:spacing w:lineRule="auto" w:line="360" w:before="0" w:after="0"/>
               <w:jc w:val="start"/>
               <w:rPr>
-                <w:rFonts w:ascii="Georgia" w:hAnsi="Georgia" w:eastAsia="Aptos" w:cs=""/>
-                <w:kern w:val="0"/>
-                <w:sz w:val="21"/>
-                <w:szCs w:val="22"/>
+                <w:kern w:val="0"/>
                 <w:lang w:val="en-US" w:eastAsia="en-US" w:bidi="ar-SA"/>
               </w:rPr>
             </w:pPr>
@@ -8012,10 +8068,9 @@
                 <w:color w:val="000000"/>
                 <w:kern w:val="0"/>
                 <w:sz w:val="17"/>
-                <w:szCs w:val="22"/>
-                <w:lang w:val="en-US" w:eastAsia="en-US" w:bidi="ar-SA"/>
-              </w:rPr>
-              <w:t>(Tự điền)</w:t>
+                <w:lang w:val="en-US" w:eastAsia="en-US" w:bidi="ar-SA"/>
+              </w:rPr>
+              <w:t>Thanh điều hướng (menu/header) luôn dính trên cùng, nút chat ở góc dưới màn hình, nút "Back to top".</w:t>
             </w:r>
           </w:p>
         </w:tc>
@@ -8026,7 +8081,7 @@
         </w:trPr>
         <w:tc>
           <w:tcPr>
-            <w:tcW w:w="1192" w:type="dxa"/>
+            <w:tcW w:w="1640" w:type="dxa"/>
             <w:tcBorders>
               <w:top w:val="single" w:sz="2" w:space="0" w:color="000000"/>
               <w:start w:val="single" w:sz="2" w:space="0" w:color="000000"/>
@@ -8038,14 +8093,10 @@
             <w:pPr>
               <w:pStyle w:val="Normal"/>
               <w:widowControl/>
-              <w:suppressAutoHyphens w:val="true"/>
               <w:spacing w:lineRule="auto" w:line="336" w:before="0" w:after="0"/>
               <w:jc w:val="start"/>
               <w:rPr>
-                <w:rFonts w:ascii="Georgia" w:hAnsi="Georgia" w:eastAsia="Aptos" w:cs=""/>
-                <w:kern w:val="0"/>
-                <w:sz w:val="21"/>
-                <w:szCs w:val="22"/>
+                <w:kern w:val="0"/>
                 <w:lang w:val="en-US" w:eastAsia="en-US" w:bidi="ar-SA"/>
               </w:rPr>
             </w:pPr>
@@ -8056,7 +8107,6 @@
                 <w:color w:val="000000"/>
                 <w:kern w:val="0"/>
                 <w:sz w:val="18"/>
-                <w:szCs w:val="22"/>
                 <w:shd w:fill="F8F8FA" w:val="clear"/>
                 <w:lang w:val="en-US" w:eastAsia="en-US" w:bidi="ar-SA"/>
               </w:rPr>
@@ -8066,7 +8116,7 @@
         </w:tc>
         <w:tc>
           <w:tcPr>
-            <w:tcW w:w="991" w:type="dxa"/>
+            <w:tcW w:w="3620" w:type="dxa"/>
             <w:tcBorders>
               <w:top w:val="single" w:sz="2" w:space="0" w:color="000000"/>
               <w:bottom w:val="single" w:sz="2" w:space="0" w:color="000000"/>
@@ -8077,14 +8127,10 @@
             <w:pPr>
               <w:pStyle w:val="Normal"/>
               <w:widowControl/>
-              <w:suppressAutoHyphens w:val="true"/>
               <w:spacing w:lineRule="auto" w:line="360" w:before="0" w:after="0"/>
               <w:jc w:val="start"/>
               <w:rPr>
-                <w:rFonts w:ascii="Georgia" w:hAnsi="Georgia" w:eastAsia="Aptos" w:cs=""/>
-                <w:kern w:val="0"/>
-                <w:sz w:val="21"/>
-                <w:szCs w:val="22"/>
+                <w:kern w:val="0"/>
                 <w:lang w:val="en-US" w:eastAsia="en-US" w:bidi="ar-SA"/>
               </w:rPr>
             </w:pPr>
@@ -8095,16 +8141,15 @@
                 <w:color w:val="000000"/>
                 <w:kern w:val="0"/>
                 <w:sz w:val="17"/>
-                <w:szCs w:val="22"/>
-                <w:lang w:val="en-US" w:eastAsia="en-US" w:bidi="ar-SA"/>
-              </w:rPr>
-              <w:t>(Tự điền)</w:t>
+                <w:lang w:val="en-US" w:eastAsia="en-US" w:bidi="ar-SA"/>
+              </w:rPr>
+              <w:t>Lai giữa relative và fixed. Hoạt động như relative bình thường, nhưng khi người dùng cuộn trang tới một ngưỡng chỉ định (vd: top: 0) thì nó dính chặt lại màn hình như fixed.</w:t>
             </w:r>
           </w:p>
         </w:tc>
         <w:tc>
           <w:tcPr>
-            <w:tcW w:w="1394" w:type="dxa"/>
+            <w:tcW w:w="4200" w:type="dxa"/>
             <w:tcBorders>
               <w:top w:val="single" w:sz="2" w:space="0" w:color="000000"/>
               <w:bottom w:val="single" w:sz="2" w:space="0" w:color="000000"/>
@@ -8115,14 +8160,10 @@
             <w:pPr>
               <w:pStyle w:val="Normal"/>
               <w:widowControl/>
-              <w:suppressAutoHyphens w:val="true"/>
               <w:spacing w:lineRule="auto" w:line="360" w:before="0" w:after="0"/>
               <w:jc w:val="start"/>
               <w:rPr>
-                <w:rFonts w:ascii="Georgia" w:hAnsi="Georgia" w:eastAsia="Aptos" w:cs=""/>
-                <w:kern w:val="0"/>
-                <w:sz w:val="21"/>
-                <w:szCs w:val="22"/>
+                <w:kern w:val="0"/>
                 <w:lang w:val="en-US" w:eastAsia="en-US" w:bidi="ar-SA"/>
               </w:rPr>
             </w:pPr>
@@ -8133,10 +8174,9 @@
                 <w:color w:val="000000"/>
                 <w:kern w:val="0"/>
                 <w:sz w:val="17"/>
-                <w:szCs w:val="22"/>
-                <w:lang w:val="en-US" w:eastAsia="en-US" w:bidi="ar-SA"/>
-              </w:rPr>
-              <w:t>(Tự điền)</w:t>
+                <w:lang w:val="en-US" w:eastAsia="en-US" w:bidi="ar-SA"/>
+              </w:rPr>
+              <w:t>Dòng tiêu đề của một bảng (table header) luôn dính trên cùng khi cuộn xem danh sách dài, thanh mục lục trượt theo bài viết.</w:t>
             </w:r>
           </w:p>
         </w:tc>
@@ -8584,13 +8624,30 @@
         <w:br/>
         <w:t>.sticky-header {</w:t>
         <w:br/>
-        <w:t xml:space="preserve">    position: sticky;</w:t>
-        <w:br/>
-        <w:t xml:space="preserve">    top: 0;</w:t>
-        <w:br/>
-        <w:t xml:space="preserve">    z-index: 100;</w:t>
-        <w:br/>
-        <w:t xml:space="preserve">    /* TODO: Thêm box-shadow để tạo hiệu ứng nổi */</w:t>
+        <w:t xml:space="preserve"> position: sticky;</w:t>
+        <w:br/>
+        <w:t xml:space="preserve"> top: 0;</w:t>
+        <w:br/>
+        <w:t xml:space="preserve"> z-index: 100;</w:t>
+        <w:br/>
+        <w:t xml:space="preserve"> /* TODO: Thêm box-shadow để tạo hiệu ứng nổi */</w:t>
+      </w:r>
+    </w:p>
+    <w:p>
+      <w:pPr>
+        <w:pStyle w:val="Normal"/>
+        <w:shd w:val="clear" w:color="auto" w:fill="F8F8FA"/>
+        <w:spacing w:lineRule="auto" w:line="336"/>
+        <w:rPr/>
+      </w:pPr>
+      <w:r>
+        <w:rPr>
+          <w:rStyle w:val="VerbatimChar"/>
+          <w:rFonts w:eastAsia="IBM Plex Mono" w:cs="IBM Plex Mono" w:ascii="IBM Plex Mono" w:hAnsi="IBM Plex Mono"/>
+          <w:color w:val="000000"/>
+          <w:sz w:val="18"/>
+        </w:rPr>
+        <w:t>box-shadow: 0 2px 5px rgba(0,0,0,0.1);</w:t>
         <w:br/>
         <w:t>}</w:t>
         <w:br/>
@@ -8599,29 +8656,64 @@
         <w:br/>
         <w:t>.scroll-top {</w:t>
         <w:br/>
-        <w:t xml:space="preserve">    position: fixed;</w:t>
-        <w:br/>
-        <w:t xml:space="preserve">    bottom: 30px;</w:t>
-        <w:br/>
-        <w:t xml:space="preserve">    right: 30px;</w:t>
-        <w:br/>
-        <w:t xml:space="preserve">    /* TODO:</w:t>
-        <w:br/>
-        <w:t xml:space="preserve">       - width: 50px, height: 50px</w:t>
-        <w:br/>
-        <w:t xml:space="preserve">       - background: #007bff</w:t>
-        <w:br/>
-        <w:t xml:space="preserve">       - color: white</w:t>
-        <w:br/>
-        <w:t xml:space="preserve">       - border-radius: 50%</w:t>
-        <w:br/>
-        <w:t xml:space="preserve">       - display: flex, justify/align center</w:t>
-        <w:br/>
-        <w:t xml:space="preserve">       - text-decoration: none</w:t>
-        <w:br/>
-        <w:t xml:space="preserve">       - font-size: 24px</w:t>
-        <w:br/>
-        <w:t xml:space="preserve">    */</w:t>
+        <w:t xml:space="preserve"> position: fixed;</w:t>
+        <w:br/>
+        <w:t xml:space="preserve"> bottom: 30px;</w:t>
+        <w:br/>
+        <w:t xml:space="preserve"> right: 30px;</w:t>
+        <w:br/>
+        <w:t xml:space="preserve"> /* TODO:</w:t>
+        <w:br/>
+        <w:t xml:space="preserve"> - width: 50px, height: 50px</w:t>
+        <w:br/>
+        <w:t xml:space="preserve"> - background: #007bff</w:t>
+        <w:br/>
+        <w:t xml:space="preserve"> - color: white</w:t>
+        <w:br/>
+        <w:t xml:space="preserve"> - border-radius: 50%</w:t>
+        <w:br/>
+        <w:t xml:space="preserve"> - display: flex, justify/align center</w:t>
+        <w:br/>
+        <w:t xml:space="preserve"> - text-decoration: none</w:t>
+        <w:br/>
+        <w:t xml:space="preserve"> - font-size: 24px</w:t>
+        <w:br/>
+        <w:t xml:space="preserve"> */</w:t>
+      </w:r>
+    </w:p>
+    <w:p>
+      <w:pPr>
+        <w:pStyle w:val="Normal"/>
+        <w:shd w:val="clear" w:color="auto" w:fill="F8F8FA"/>
+        <w:spacing w:lineRule="auto" w:line="336"/>
+        <w:rPr/>
+      </w:pPr>
+      <w:r>
+        <w:rPr>
+          <w:rStyle w:val="VerbatimChar"/>
+          <w:rFonts w:eastAsia="IBM Plex Mono" w:cs="IBM Plex Mono" w:ascii="IBM Plex Mono" w:hAnsi="IBM Plex Mono"/>
+          <w:color w:val="000000"/>
+          <w:sz w:val="18"/>
+        </w:rPr>
+        <w:t>width: 50px;</w:t>
+        <w:br/>
+        <w:t xml:space="preserve"> height: 50px;</w:t>
+        <w:br/>
+        <w:t xml:space="preserve"> background: #007bff; </w:t>
+        <w:br/>
+        <w:t xml:space="preserve">color: white; </w:t>
+        <w:br/>
+        <w:t>border-radius: 50%;</w:t>
+        <w:br/>
+        <w:t xml:space="preserve"> display: flex; </w:t>
+        <w:br/>
+        <w:t xml:space="preserve">justify-content: center; </w:t>
+        <w:br/>
+        <w:t xml:space="preserve">align-items: center; </w:t>
+        <w:br/>
+        <w:t xml:space="preserve">text-decoration: none; </w:t>
+        <w:br/>
+        <w:t>font-size: 24px;</w:t>
         <w:br/>
         <w:t>}</w:t>
         <w:br/>
@@ -8630,6 +8722,10 @@
         <w:br/>
         <w:t xml:space="preserve">    /* TODO: background: #0056b3, transform: scale(1.1) */</w:t>
         <w:br/>
+        <w:t xml:space="preserve">background: #0056b3; </w:t>
+        <w:br/>
+        <w:t>transform: scale(1.1);</w:t>
+        <w:br/>
         <w:t>}</w:t>
         <w:br/>
         <w:br/>
@@ -8640,6 +8736,9 @@
         <w:t xml:space="preserve">    nav {</w:t>
         <w:br/>
         <w:t xml:space="preserve">        /* TODO: flex-direction: column */</w:t>
+        <w:br/>
+        <w:tab/>
+        <w:t>flex-direction: column;</w:t>
         <w:br/>
         <w:t xml:space="preserve">    }</w:t>
         <w:br/>
@@ -8738,25 +8837,56 @@
     <w:p>
       <w:pPr>
         <w:pStyle w:val="Normal"/>
-        <w:spacing w:lineRule="auto" w:line="360" w:before="0" w:after="210"/>
-        <w:rPr/>
-      </w:pPr>
-      <w:r>
-        <w:rPr>
-          <w:rFonts w:eastAsia="inter" w:cs="inter" w:ascii="inter" w:hAnsi="inter"/>
-          <w:i/>
-          <w:color w:val="000000"/>
-        </w:rPr>
-        <w:t>(Dán ảnh: Giao diện có header sticky và nút scroll)</w:t>
-      </w:r>
-    </w:p>
-    <w:p>
-      <w:pPr>
-        <w:pStyle w:val="Normal"/>
-        <w:rPr/>
-      </w:pPr>
-      <w:r>
-        <w:rPr/>
+        <w:rPr/>
+      </w:pPr>
+      <w:r>
+        <w:rPr/>
+        <w:drawing>
+          <wp:anchor behindDoc="0" distT="0" distB="0" distL="0" distR="0" simplePos="0" locked="0" layoutInCell="0" allowOverlap="1" relativeHeight="22">
+            <wp:simplePos x="0" y="0"/>
+            <wp:positionH relativeFrom="column">
+              <wp:align>center</wp:align>
+            </wp:positionH>
+            <wp:positionV relativeFrom="paragraph">
+              <wp:posOffset>635</wp:posOffset>
+            </wp:positionV>
+            <wp:extent cx="6038850" cy="3396615"/>
+            <wp:effectExtent l="0" t="0" r="0" b="0"/>
+            <wp:wrapSquare wrapText="largest"/>
+            <wp:docPr id="17" name="Image8"/>
+            <wp:cNvGraphicFramePr>
+              <a:graphicFrameLocks xmlns:a="http://schemas.openxmlformats.org/drawingml/2006/main" noChangeAspect="1"/>
+            </wp:cNvGraphicFramePr>
+            <a:graphic xmlns:a="http://schemas.openxmlformats.org/drawingml/2006/main">
+              <a:graphicData uri="http://schemas.openxmlformats.org/drawingml/2006/picture">
+                <pic:pic xmlns:pic="http://schemas.openxmlformats.org/drawingml/2006/picture">
+                  <pic:nvPicPr>
+                    <pic:cNvPr id="17" name="Image8"/>
+                    <pic:cNvPicPr>
+                      <a:picLocks noChangeAspect="1" noChangeArrowheads="1"/>
+                    </pic:cNvPicPr>
+                  </pic:nvPicPr>
+                  <pic:blipFill>
+                    <a:blip r:embed="rId15"/>
+                    <a:stretch>
+                      <a:fillRect/>
+                    </a:stretch>
+                  </pic:blipFill>
+                  <pic:spPr bwMode="auto">
+                    <a:xfrm>
+                      <a:off x="0" y="0"/>
+                      <a:ext cx="6038850" cy="3396615"/>
+                    </a:xfrm>
+                    <a:prstGeom prst="rect">
+                      <a:avLst/>
+                    </a:prstGeom>
+                    <a:noFill/>
+                  </pic:spPr>
+                </pic:pic>
+              </a:graphicData>
+            </a:graphic>
+          </wp:anchor>
+        </w:drawing>
       </w:r>
       <w:r>
         <w:br w:type="page"/>
@@ -9582,7 +9712,7 @@
               <wp:inline distT="0" distB="0" distL="0" distR="0">
                 <wp:extent cx="6038850" cy="635"/>
                 <wp:effectExtent l="114300" t="0" r="114300" b="0"/>
-                <wp:docPr id="17" name="Shape10"/>
+                <wp:docPr id="18" name="Shape10"/>
                 <a:graphic xmlns:a="http://schemas.openxmlformats.org/drawingml/2006/main">
                   <a:graphicData uri="http://schemas.microsoft.com/office/word/2010/wordprocessingShape">
                     <wps:wsp>
@@ -9959,7 +10089,7 @@
               <wp:inline distT="0" distB="0" distL="0" distR="0">
                 <wp:extent cx="6038850" cy="635"/>
                 <wp:effectExtent l="114300" t="0" r="114300" b="0"/>
-                <wp:docPr id="18" name="Shape11"/>
+                <wp:docPr id="19" name="Shape11"/>
                 <a:graphic xmlns:a="http://schemas.openxmlformats.org/drawingml/2006/main">
                   <a:graphicData uri="http://schemas.microsoft.com/office/word/2010/wordprocessingShape">
                     <wps:wsp>
@@ -10212,7 +10342,7 @@
               <wp:inline distT="0" distB="0" distL="0" distR="0">
                 <wp:extent cx="6038850" cy="635"/>
                 <wp:effectExtent l="114300" t="0" r="114300" b="0"/>
-                <wp:docPr id="19" name="Shape12"/>
+                <wp:docPr id="20" name="Shape12"/>
                 <a:graphic xmlns:a="http://schemas.openxmlformats.org/drawingml/2006/main">
                   <a:graphicData uri="http://schemas.microsoft.com/office/word/2010/wordprocessingShape">
                     <wps:wsp>
@@ -10335,7 +10465,7 @@
               <wp:inline distT="0" distB="0" distL="0" distR="0">
                 <wp:extent cx="6038850" cy="635"/>
                 <wp:effectExtent l="114300" t="0" r="114300" b="0"/>
-                <wp:docPr id="20" name="Shape13"/>
+                <wp:docPr id="21" name="Shape13"/>
                 <a:graphic xmlns:a="http://schemas.openxmlformats.org/drawingml/2006/main">
                   <a:graphicData uri="http://schemas.microsoft.com/office/word/2010/wordprocessingShape">
                     <wps:wsp>
